--- a/flipped-style/06-random-and-mixed/061-activity-color-interference.docx
+++ b/flipped-style/06-random-and-mixed/061-activity-color-interference.docx
@@ -59,18 +59,18 @@
                 <wp:inline>
                   <wp:extent cx="152400" cy="152400"/>
                   <wp:effectExtent b="0" l="0" r="0" t="0"/>
-                  <wp:docPr descr="" title="" id="21" name="Picture"/>
+                  <wp:docPr descr="" title="" id="10" name="Picture"/>
                   <a:graphic>
                     <a:graphicData uri="http://schemas.openxmlformats.org/drawingml/2006/picture">
                       <pic:pic>
                         <pic:nvPicPr>
-                          <pic:cNvPr descr="/Applications/RStudio.app/Contents/Resources/app/quarto/share/formats/docx/note.png" id="22" name="Picture"/>
+                          <pic:cNvPr descr="/Applications/RStudio.app/Contents/Resources/app/quarto/share/formats/docx/note.png" id="11" name="Picture"/>
                           <pic:cNvPicPr>
                             <a:picLocks noChangeArrowheads="1" noChangeAspect="1"/>
                           </pic:cNvPicPr>
                         </pic:nvPicPr>
                         <pic:blipFill>
-                          <a:blip r:embed="rId20"/>
+                          <a:blip r:embed="rId9"/>
                           <a:stretch>
                             <a:fillRect/>
                           </a:stretch>
@@ -175,18 +175,18 @@
           <wp:inline>
             <wp:extent cx="3200400" cy="1087337"/>
             <wp:effectExtent b="0" l="0" r="0" t="0"/>
-            <wp:docPr descr="" title="" id="24" name="Picture"/>
+            <wp:docPr descr="" title="" id="13" name="Picture"/>
             <a:graphic>
               <a:graphicData uri="http://schemas.openxmlformats.org/drawingml/2006/picture">
                 <pic:pic>
                   <pic:nvPicPr>
-                    <pic:cNvPr descr="https://github.com/earobinson95/stat323-calpoly/blob/main/flipped-style/06-random-and-mixed/images/black-diffcol-texts.png?raw=true" id="25" name="Picture"/>
+                    <pic:cNvPr descr="https://github.com/earobinson95/stat323-calpoly/blob/main/flipped-style/06-random-and-mixed/images/black-diffcol-texts.png?raw=true" id="14" name="Picture"/>
                     <pic:cNvPicPr>
                       <a:picLocks noChangeArrowheads="1" noChangeAspect="1"/>
                     </pic:cNvPicPr>
                   </pic:nvPicPr>
                   <pic:blipFill>
-                    <a:blip r:embed="rId23"/>
+                    <a:blip r:embed="rId12"/>
                     <a:stretch>
                       <a:fillRect/>
                     </a:stretch>
@@ -260,6 +260,306 @@
       </w:r>
       <w:r>
         <w:t xml:space="preserve">.</w:t>
+      </w:r>
+    </w:p>
+    <w:tbl>
+      <w:tblPr>
+        <w:tblStyle w:val="Table"/>
+        <w:tblLook w:firstRow="0" w:lastRow="0" w:firstColumn="0" w:lastColumn="0" w:noHBand="0" w:noVBand="0" w:val="0000"/>
+        <w:tblBorders>
+          <w:top w:val="single" w:sz="4" w:space="0" w:color="00A047"/>
+          <w:left w:val="single" w:sz="24" w:space="0" w:color="00A047"/>
+          <w:bottom w:val="single" w:sz="4" w:space="0" w:color="00A047"/>
+          <w:right w:val="single" w:sz="4" w:space="0" w:color="00A047"/>
+        </w:tblBorders>
+        <w:tblCellMar>
+          <w:left w:w="144" w:type="dxa"/>
+          <w:right w:w="144" w:type="dxa"/>
+        </w:tblCellMar>
+        <w:tblLook w:firstRow="0" w:lastRow="0" w:firstColumn="0" w:lastColumn="0" w:noHBand="0" w:noVBand="0" w:val="0000"/>
+      </w:tblPr>
+      <w:tr>
+        <w:trPr>
+          <w:cantSplit/>
+        </w:trPr>
+        <w:tc>
+          <w:tcPr>
+            <w:shd w:color="auto" w:fill="ccf1e3" w:val="clear"/>
+            <w:tcMar>
+              <w:top w:w="92" w:type="dxa"/>
+              <w:bottom w:w="92" w:type="dxa"/>
+            </w:tcMar>
+          </w:tcPr>
+          <w:p>
+            <w:pPr>
+              <w:pStyle w:val="BodyText"/>
+            </w:pPr>
+            <w:pPr>
+              <w:spacing w:before="0" w:after="0"/>
+              <w:textAlignment w:val="center"/>
+            </w:pPr>
+            <w:r>
+              <w:drawing>
+                <wp:inline>
+                  <wp:extent cx="152400" cy="152400"/>
+                  <wp:effectExtent b="0" l="0" r="0" t="0"/>
+                  <wp:docPr descr="" title="" id="16" name="Picture"/>
+                  <a:graphic>
+                    <a:graphicData uri="http://schemas.openxmlformats.org/drawingml/2006/picture">
+                      <pic:pic>
+                        <pic:nvPicPr>
+                          <pic:cNvPr descr="/Applications/RStudio.app/Contents/Resources/app/quarto/share/formats/docx/tip.png" id="17" name="Picture"/>
+                          <pic:cNvPicPr>
+                            <a:picLocks noChangeArrowheads="1" noChangeAspect="1"/>
+                          </pic:cNvPicPr>
+                        </pic:nvPicPr>
+                        <pic:blipFill>
+                          <a:blip r:embed="rId15"/>
+                          <a:stretch>
+                            <a:fillRect/>
+                          </a:stretch>
+                        </pic:blipFill>
+                        <pic:spPr bwMode="auto">
+                          <a:xfrm>
+                            <a:off x="0" y="0"/>
+                            <a:ext cx="152400" cy="152400"/>
+                          </a:xfrm>
+                          <a:prstGeom prst="rect">
+                            <a:avLst/>
+                          </a:prstGeom>
+                          <a:noFill/>
+                          <a:ln w="9525">
+                            <a:noFill/>
+                            <a:headEnd/>
+                            <a:tailEnd/>
+                          </a:ln>
+                        </pic:spPr>
+                      </pic:pic>
+                    </a:graphicData>
+                  </a:graphic>
+                </wp:inline>
+              </w:drawing>
+            </w:r>
+            <w:r>
+              <w:t xml:space="preserve"> </w:t>
+            </w:r>
+            <w:r>
+              <w:t xml:space="preserve"> </w:t>
+            </w:r>
+            <w:r>
+              <w:t xml:space="preserve">Technology Tip</w:t>
+            </w:r>
+          </w:p>
+        </w:tc>
+      </w:tr>
+      <w:tr>
+        <w:trPr>
+          <w:cantSplit/>
+        </w:trPr>
+        <w:tc>
+          <w:tcPr>
+            <w:tcMar>
+              <w:top w:w="108" w:type="dxa"/>
+              <w:bottom w:w="108" w:type="dxa"/>
+            </w:tcMar>
+          </w:tcPr>
+          <w:p>
+            <w:pPr>
+              <w:pStyle w:val="BodyText"/>
+            </w:pPr>
+            <w:pPr>
+              <w:spacing w:before="16"/>
+            </w:pPr>
+            <w:r>
+              <w:t xml:space="preserve">Use</w:t>
+            </w:r>
+            <w:r>
+              <w:t xml:space="preserve"> </w:t>
+            </w:r>
+            <w:r>
+              <w:rPr>
+                <w:rStyle w:val="VerbatimChar"/>
+              </w:rPr>
+              <w:t xml:space="preserve">06-color-interference-wide.csv</w:t>
+            </w:r>
+          </w:p>
+          <w:p>
+            <w:pPr>
+              <w:numPr>
+                <w:ilvl w:val="0"/>
+                <w:numId w:val="1001"/>
+              </w:numPr>
+            </w:pPr>
+            <w:r>
+              <w:t xml:space="preserve">JMP: Performing a Paired t-Test</w:t>
+            </w:r>
+            <w:r>
+              <w:t xml:space="preserve"> </w:t>
+            </w:r>
+            <w:hyperlink r:id="rId18">
+              <w:r>
+                <w:rPr>
+                  <w:rStyle w:val="Hyperlink"/>
+                </w:rPr>
+                <w:t xml:space="preserve">https://community.jmp.com/t5/Learning-Library/Performing-a-Paired-t-Test/ta-p/271914</w:t>
+              </w:r>
+            </w:hyperlink>
+          </w:p>
+          <w:p>
+            <w:pPr>
+              <w:numPr>
+                <w:ilvl w:val="0"/>
+                <w:numId w:val="1001"/>
+              </w:numPr>
+            </w:pPr>
+            <w:r>
+              <w:t xml:space="preserve">R:</w:t>
+            </w:r>
+            <w:r>
+              <w:t xml:space="preserve"> </w:t>
+            </w:r>
+            <w:r>
+              <w:rPr>
+                <w:rStyle w:val="VerbatimChar"/>
+              </w:rPr>
+              <w:t xml:space="preserve">t.test(paired = TRUE)</w:t>
+            </w:r>
+          </w:p>
+          <w:p/>
+        </w:tc>
+      </w:tr>
+    </w:tbl>
+    <w:bookmarkStart w:id="22" w:name="X56819bbc1ea046d650fd55ffb24825595d6d524"/>
+    <w:p>
+      <w:pPr>
+        <w:pStyle w:val="Heading2"/>
+      </w:pPr>
+      <w:r>
+        <w:t xml:space="preserve">a. Using the skills from your Stat I/II course, conduct a paired t-test. Report the following:</w:t>
+      </w:r>
+    </w:p>
+    <w:p>
+      <w:pPr>
+        <w:pStyle w:val="Compact"/>
+        <w:numPr>
+          <w:ilvl w:val="0"/>
+          <w:numId w:val="1002"/>
+        </w:numPr>
+      </w:pPr>
+      <w:r>
+        <w:t xml:space="preserve">Supporting evidence: t = __________; df = ________; p = __________)</w:t>
+      </w:r>
+    </w:p>
+    <w:p>
+      <w:pPr>
+        <w:pStyle w:val="Compact"/>
+        <w:numPr>
+          <w:ilvl w:val="0"/>
+          <w:numId w:val="1003"/>
+        </w:numPr>
+      </w:pPr>
+      <w:r>
+        <w:t xml:space="preserve">Estimated mean difference in time (</w:t>
+      </w:r>
+      <m:oMath>
+        <m:sSub>
+          <m:e>
+            <m:r>
+              <m:t>μ</m:t>
+            </m:r>
+          </m:e>
+          <m:sub>
+            <m:r>
+              <m:t>b</m:t>
+            </m:r>
+            <m:r>
+              <m:t>l</m:t>
+            </m:r>
+            <m:r>
+              <m:t>a</m:t>
+            </m:r>
+            <m:r>
+              <m:t>c</m:t>
+            </m:r>
+            <m:r>
+              <m:t>k</m:t>
+            </m:r>
+            <m:r>
+              <m:t>t</m:t>
+            </m:r>
+            <m:r>
+              <m:t>e</m:t>
+            </m:r>
+            <m:r>
+              <m:t>x</m:t>
+            </m:r>
+            <m:r>
+              <m:t>t</m:t>
+            </m:r>
+          </m:sub>
+        </m:sSub>
+      </m:oMath>
+      <w:r>
+        <w:t xml:space="preserve"> </w:t>
+      </w:r>
+      <w:r>
+        <w:t xml:space="preserve">–</w:t>
+      </w:r>
+      <w:r>
+        <w:t xml:space="preserve"> </w:t>
+      </w:r>
+      <m:oMath>
+        <m:sSub>
+          <m:e>
+            <m:r>
+              <m:t>μ</m:t>
+            </m:r>
+          </m:e>
+          <m:sub>
+            <m:r>
+              <m:t>c</m:t>
+            </m:r>
+            <m:r>
+              <m:t>o</m:t>
+            </m:r>
+            <m:r>
+              <m:t>l</m:t>
+            </m:r>
+            <m:r>
+              <m:t>o</m:t>
+            </m:r>
+            <m:r>
+              <m:t>r</m:t>
+            </m:r>
+            <m:r>
+              <m:t>t</m:t>
+            </m:r>
+            <m:r>
+              <m:t>e</m:t>
+            </m:r>
+            <m:r>
+              <m:t>x</m:t>
+            </m:r>
+            <m:r>
+              <m:t>t</m:t>
+            </m:r>
+          </m:sub>
+        </m:sSub>
+      </m:oMath>
+      <w:r>
+        <w:t xml:space="preserve">): __________________</w:t>
+      </w:r>
+    </w:p>
+    <w:p>
+      <w:pPr>
+        <w:pStyle w:val="Compact"/>
+        <w:numPr>
+          <w:ilvl w:val="0"/>
+          <w:numId w:val="1004"/>
+        </w:numPr>
+      </w:pPr>
+      <w:r>
+        <w:t xml:space="preserve">Estimated standard error of the mean difference in time: _____________________</w:t>
       </w:r>
     </w:p>
     <w:tbl>
@@ -292,7 +592,7 @@
           </w:tcPr>
           <w:p>
             <w:pPr>
-              <w:pStyle w:val="BodyText"/>
+              <w:pStyle w:val="FirstParagraph"/>
             </w:pPr>
             <w:pPr>
               <w:spacing w:before="0" w:after="0"/>
@@ -303,18 +603,18 @@
                 <wp:inline>
                   <wp:extent cx="152400" cy="152400"/>
                   <wp:effectExtent b="0" l="0" r="0" t="0"/>
-                  <wp:docPr descr="" title="" id="27" name="Picture"/>
+                  <wp:docPr descr="" title="" id="20" name="Picture"/>
                   <a:graphic>
                     <a:graphicData uri="http://schemas.openxmlformats.org/drawingml/2006/picture">
                       <pic:pic>
                         <pic:nvPicPr>
-                          <pic:cNvPr descr="/Applications/RStudio.app/Contents/Resources/app/quarto/share/formats/docx/warning.png" id="28" name="Picture"/>
+                          <pic:cNvPr descr="/Applications/RStudio.app/Contents/Resources/app/quarto/share/formats/docx/warning.png" id="21" name="Picture"/>
                           <pic:cNvPicPr>
                             <a:picLocks noChangeArrowheads="1" noChangeAspect="1"/>
                           </pic:cNvPicPr>
                         </pic:nvPicPr>
                         <pic:blipFill>
-                          <a:blip r:embed="rId26"/>
+                          <a:blip r:embed="rId19"/>
                           <a:stretch>
                             <a:fillRect/>
                           </a:stretch>
@@ -393,13 +693,14 @@
         </w:tc>
       </w:tr>
     </w:tbl>
-    <w:bookmarkStart w:id="29" w:name="Xf44141381e4a139830c1ed10dc4f2291051b9a2"/>
+    <w:bookmarkEnd w:id="22"/>
+    <w:bookmarkStart w:id="23" w:name="X351b703d59ebd28090c3808506a08d4b588337b"/>
     <w:p>
       <w:pPr>
         <w:pStyle w:val="Heading2"/>
       </w:pPr>
       <w:r>
-        <w:t xml:space="preserve">a. Identify the following (it may be helpful to sketch a blueprint):</w:t>
+        <w:t xml:space="preserve">b. Thinking about this in the experimental design framework, draw a blueprint and identify the following:</w:t>
       </w:r>
     </w:p>
     <w:p>
@@ -407,11 +708,11 @@
         <w:pStyle w:val="Compact"/>
         <w:numPr>
           <w:ilvl w:val="0"/>
-          <w:numId w:val="1001"/>
+          <w:numId w:val="1005"/>
         </w:numPr>
       </w:pPr>
       <w:r>
-        <w:t xml:space="preserve">Treatment structure:</w:t>
+        <w:t xml:space="preserve">Blueprint:</w:t>
       </w:r>
     </w:p>
     <w:p>
@@ -419,21 +720,33 @@
         <w:pStyle w:val="Compact"/>
         <w:numPr>
           <w:ilvl w:val="0"/>
-          <w:numId w:val="1002"/>
+          <w:numId w:val="1006"/>
         </w:numPr>
       </w:pPr>
       <w:r>
+        <w:t xml:space="preserve">Treatment structure:</w:t>
+      </w:r>
+    </w:p>
+    <w:p>
+      <w:pPr>
+        <w:pStyle w:val="Compact"/>
+        <w:numPr>
+          <w:ilvl w:val="0"/>
+          <w:numId w:val="1007"/>
+        </w:numPr>
+      </w:pPr>
+      <w:r>
         <w:t xml:space="preserve">Design structure:</w:t>
       </w:r>
     </w:p>
-    <w:bookmarkEnd w:id="29"/>
-    <w:bookmarkStart w:id="34" w:name="X4fb810223dbadd64942474a02f826c488510175"/>
+    <w:bookmarkEnd w:id="23"/>
+    <w:bookmarkStart w:id="26" w:name="Xc0d98fd15ec48d60de86a9e84528cbcd2933387"/>
     <w:p>
       <w:pPr>
         <w:pStyle w:val="Heading2"/>
       </w:pPr>
       <w:r>
-        <w:t xml:space="preserve">b. Why is it important the researchers randomized the order in which the forms (black or different color) were given to subjects?</w:t>
+        <w:t xml:space="preserve">c. Why is it important the researchers randomized the order in which the forms (black or different color) were given to subjects?</w:t>
       </w:r>
     </w:p>
     <w:tbl>
@@ -477,18 +790,18 @@
                 <wp:inline>
                   <wp:extent cx="152400" cy="152400"/>
                   <wp:effectExtent b="0" l="0" r="0" t="0"/>
-                  <wp:docPr descr="" title="" id="31" name="Picture"/>
+                  <wp:docPr descr="" title="" id="24" name="Picture"/>
                   <a:graphic>
                     <a:graphicData uri="http://schemas.openxmlformats.org/drawingml/2006/picture">
                       <pic:pic>
                         <pic:nvPicPr>
-                          <pic:cNvPr descr="/Applications/RStudio.app/Contents/Resources/app/quarto/share/formats/docx/tip.png" id="32" name="Picture"/>
+                          <pic:cNvPr descr="/Applications/RStudio.app/Contents/Resources/app/quarto/share/formats/docx/tip.png" id="25" name="Picture"/>
                           <pic:cNvPicPr>
                             <a:picLocks noChangeArrowheads="1" noChangeAspect="1"/>
                           </pic:cNvPicPr>
                         </pic:nvPicPr>
                         <pic:blipFill>
-                          <a:blip r:embed="rId30"/>
+                          <a:blip r:embed="rId15"/>
                           <a:stretch>
                             <a:fillRect/>
                           </a:stretch>
@@ -521,219 +834,6 @@
               <w:t xml:space="preserve"> </w:t>
             </w:r>
             <w:r>
-              <w:t xml:space="preserve">Technology Tip</w:t>
-            </w:r>
-          </w:p>
-        </w:tc>
-      </w:tr>
-      <w:tr>
-        <w:trPr>
-          <w:cantSplit/>
-        </w:trPr>
-        <w:tc>
-          <w:tcPr>
-            <w:tcMar>
-              <w:top w:w="108" w:type="dxa"/>
-              <w:bottom w:w="108" w:type="dxa"/>
-            </w:tcMar>
-          </w:tcPr>
-          <w:p>
-            <w:pPr>
-              <w:pStyle w:val="BodyText"/>
-            </w:pPr>
-            <w:pPr>
-              <w:spacing w:before="16"/>
-            </w:pPr>
-            <w:r>
-              <w:t xml:space="preserve">Probably use</w:t>
-            </w:r>
-            <w:r>
-              <w:t xml:space="preserve"> </w:t>
-            </w:r>
-            <w:r>
-              <w:rPr>
-                <w:rStyle w:val="VerbatimChar"/>
-              </w:rPr>
-              <w:t xml:space="preserve">06-color-interference-wide.csv</w:t>
-            </w:r>
-          </w:p>
-          <w:p>
-            <w:pPr>
-              <w:numPr>
-                <w:ilvl w:val="0"/>
-                <w:numId w:val="1003"/>
-              </w:numPr>
-            </w:pPr>
-            <w:r>
-              <w:t xml:space="preserve">JMP:</w:t>
-            </w:r>
-            <w:r>
-              <w:t xml:space="preserve"> </w:t>
-            </w:r>
-            <w:hyperlink r:id="rId33">
-              <w:r>
-                <w:rPr>
-                  <w:rStyle w:val="Hyperlink"/>
-                </w:rPr>
-                <w:t xml:space="preserve">Performing a Piared t-Test</w:t>
-              </w:r>
-            </w:hyperlink>
-          </w:p>
-          <w:p>
-            <w:pPr>
-              <w:numPr>
-                <w:ilvl w:val="0"/>
-                <w:numId w:val="1003"/>
-              </w:numPr>
-            </w:pPr>
-            <w:r>
-              <w:t xml:space="preserve">R:</w:t>
-            </w:r>
-            <w:r>
-              <w:t xml:space="preserve"> </w:t>
-            </w:r>
-            <w:r>
-              <w:rPr>
-                <w:rStyle w:val="VerbatimChar"/>
-              </w:rPr>
-              <w:t xml:space="preserve">t.test(paired = TRUE)</w:t>
-            </w:r>
-          </w:p>
-          <w:p/>
-        </w:tc>
-      </w:tr>
-    </w:tbl>
-    <w:bookmarkEnd w:id="34"/>
-    <w:bookmarkStart w:id="37" w:name="Xe397278b21eb2804bab4fec09fc41cb96e3e94e"/>
-    <w:p>
-      <w:pPr>
-        <w:pStyle w:val="Heading2"/>
-      </w:pPr>
-      <w:r>
-        <w:t xml:space="preserve">c. Using the skills from your Stat I/II course, fit a paired t-test to the data. Report the following:</w:t>
-      </w:r>
-    </w:p>
-    <w:p>
-      <w:pPr>
-        <w:pStyle w:val="Compact"/>
-        <w:numPr>
-          <w:ilvl w:val="0"/>
-          <w:numId w:val="1004"/>
-        </w:numPr>
-      </w:pPr>
-      <w:r>
-        <w:t xml:space="preserve">Supporting evidence: t = __________; df = ________; p = __________)</w:t>
-      </w:r>
-    </w:p>
-    <w:p>
-      <w:pPr>
-        <w:pStyle w:val="Compact"/>
-        <w:numPr>
-          <w:ilvl w:val="0"/>
-          <w:numId w:val="1005"/>
-        </w:numPr>
-      </w:pPr>
-      <w:r>
-        <w:t xml:space="preserve">Estimated mean difference in time (black text – color text): __________________</w:t>
-      </w:r>
-    </w:p>
-    <w:p>
-      <w:pPr>
-        <w:pStyle w:val="Compact"/>
-        <w:numPr>
-          <w:ilvl w:val="0"/>
-          <w:numId w:val="1006"/>
-        </w:numPr>
-      </w:pPr>
-      <w:r>
-        <w:t xml:space="preserve">Estimated standard error of the mean difference in time: _____________________</w:t>
-      </w:r>
-    </w:p>
-    <w:tbl>
-      <w:tblPr>
-        <w:tblStyle w:val="Table"/>
-        <w:tblLook w:firstRow="0" w:lastRow="0" w:firstColumn="0" w:lastColumn="0" w:noHBand="0" w:noVBand="0" w:val="0000"/>
-        <w:tblBorders>
-          <w:top w:val="single" w:sz="4" w:space="0" w:color="00A047"/>
-          <w:left w:val="single" w:sz="24" w:space="0" w:color="00A047"/>
-          <w:bottom w:val="single" w:sz="4" w:space="0" w:color="00A047"/>
-          <w:right w:val="single" w:sz="4" w:space="0" w:color="00A047"/>
-        </w:tblBorders>
-        <w:tblCellMar>
-          <w:left w:w="144" w:type="dxa"/>
-          <w:right w:w="144" w:type="dxa"/>
-        </w:tblCellMar>
-        <w:tblLook w:firstRow="0" w:lastRow="0" w:firstColumn="0" w:lastColumn="0" w:noHBand="0" w:noVBand="0" w:val="0000"/>
-      </w:tblPr>
-      <w:tr>
-        <w:trPr>
-          <w:cantSplit/>
-        </w:trPr>
-        <w:tc>
-          <w:tcPr>
-            <w:shd w:color="auto" w:fill="ccf1e3" w:val="clear"/>
-            <w:tcMar>
-              <w:top w:w="92" w:type="dxa"/>
-              <w:bottom w:w="92" w:type="dxa"/>
-            </w:tcMar>
-          </w:tcPr>
-          <w:p>
-            <w:pPr>
-              <w:pStyle w:val="FirstParagraph"/>
-            </w:pPr>
-            <w:pPr>
-              <w:spacing w:before="0" w:after="0"/>
-              <w:textAlignment w:val="center"/>
-            </w:pPr>
-            <w:r>
-              <w:drawing>
-                <wp:inline>
-                  <wp:extent cx="152400" cy="152400"/>
-                  <wp:effectExtent b="0" l="0" r="0" t="0"/>
-                  <wp:docPr descr="" title="" id="35" name="Picture"/>
-                  <a:graphic>
-                    <a:graphicData uri="http://schemas.openxmlformats.org/drawingml/2006/picture">
-                      <pic:pic>
-                        <pic:nvPicPr>
-                          <pic:cNvPr descr="/Applications/RStudio.app/Contents/Resources/app/quarto/share/formats/docx/tip.png" id="36" name="Picture"/>
-                          <pic:cNvPicPr>
-                            <a:picLocks noChangeArrowheads="1" noChangeAspect="1"/>
-                          </pic:cNvPicPr>
-                        </pic:nvPicPr>
-                        <pic:blipFill>
-                          <a:blip r:embed="rId30"/>
-                          <a:stretch>
-                            <a:fillRect/>
-                          </a:stretch>
-                        </pic:blipFill>
-                        <pic:spPr bwMode="auto">
-                          <a:xfrm>
-                            <a:off x="0" y="0"/>
-                            <a:ext cx="152400" cy="152400"/>
-                          </a:xfrm>
-                          <a:prstGeom prst="rect">
-                            <a:avLst/>
-                          </a:prstGeom>
-                          <a:noFill/>
-                          <a:ln w="9525">
-                            <a:noFill/>
-                            <a:headEnd/>
-                            <a:tailEnd/>
-                          </a:ln>
-                        </pic:spPr>
-                      </pic:pic>
-                    </a:graphicData>
-                  </a:graphic>
-                </wp:inline>
-              </w:drawing>
-            </w:r>
-            <w:r>
-              <w:t xml:space="preserve"> </w:t>
-            </w:r>
-            <w:r>
-              <w:t xml:space="preserve"> </w:t>
-            </w:r>
-            <w:r>
               <w:t xml:space="preserve">Tip</w:t>
             </w:r>
           </w:p>
@@ -758,7 +858,7 @@
               <w:spacing w:before="16" w:after="16"/>
             </w:pPr>
             <w:r>
-              <w:t xml:space="preserve">Probably use</w:t>
+              <w:t xml:space="preserve">Use</w:t>
             </w:r>
             <w:r>
               <w:t xml:space="preserve"> </w:t>
@@ -768,20 +868,36 @@
                 <w:rStyle w:val="VerbatimChar"/>
               </w:rPr>
               <w:t xml:space="preserve">06-color-interference-long.csv</w:t>
+            </w:r>
+            <w:r>
+              <w:t xml:space="preserve"> </w:t>
+            </w:r>
+            <w:r>
+              <w:t xml:space="preserve">for the rest of the assignment.</w:t>
             </w:r>
           </w:p>
           <w:p/>
         </w:tc>
       </w:tr>
     </w:tbl>
-    <w:bookmarkEnd w:id="37"/>
-    <w:bookmarkStart w:id="38" w:name="Xb6ffa40dd12885f26781a2c8f28746ab60a2aa5"/>
+    <w:bookmarkEnd w:id="26"/>
+    <w:bookmarkStart w:id="27" w:name="X5fdd69b4b27478eb092a64ce4531e27d1e81dfa"/>
     <w:p>
       <w:pPr>
         <w:pStyle w:val="Heading2"/>
       </w:pPr>
       <w:r>
-        <w:t xml:space="preserve">d. Now, using the tools you learned in Module 6 and the treatment and design structure you specified in (a), fit the appropriate model. Report the following:</w:t>
+        <w:t xml:space="preserve">d. Based on your treatment and design structure above, write out the skeleton ANOVA. For each source of variability, indicate whether it is a fixed or random effect.</w:t>
+      </w:r>
+    </w:p>
+    <w:bookmarkEnd w:id="27"/>
+    <w:bookmarkStart w:id="28" w:name="Xb6b26bb770b786c9313eccf675fc0251d5bfc0a"/>
+    <w:p>
+      <w:pPr>
+        <w:pStyle w:val="Heading2"/>
+      </w:pPr>
+      <w:r>
+        <w:t xml:space="preserve">e. Now, fit the appropriate Linear Mixed Model (LMM) in JMP/R. Report the following:</w:t>
       </w:r>
     </w:p>
     <w:p>
@@ -789,7 +905,7 @@
         <w:pStyle w:val="Compact"/>
         <w:numPr>
           <w:ilvl w:val="0"/>
-          <w:numId w:val="1007"/>
+          <w:numId w:val="1008"/>
         </w:numPr>
       </w:pPr>
       <m:oMath>
@@ -883,23 +999,11 @@
         <w:pStyle w:val="Compact"/>
         <w:numPr>
           <w:ilvl w:val="0"/>
-          <w:numId w:val="1008"/>
-        </w:numPr>
-      </w:pPr>
-      <w:r>
-        <w:t xml:space="preserve">Supporting evidence: F = __________; df = ____, _____; p = __________)</w:t>
-      </w:r>
-    </w:p>
-    <w:p>
-      <w:pPr>
-        <w:pStyle w:val="Compact"/>
-        <w:numPr>
-          <w:ilvl w:val="0"/>
           <w:numId w:val="1009"/>
         </w:numPr>
       </w:pPr>
       <w:r>
-        <w:t xml:space="preserve">Estimated difference in mean time between black and colored text (i.e., ordered difference report/pairs): ________________</w:t>
+        <w:t xml:space="preserve">Supporting evidence: F = __________; df = ____, _____; p = __________</w:t>
       </w:r>
     </w:p>
     <w:p>
@@ -911,20 +1015,32 @@
         </w:numPr>
       </w:pPr>
       <w:r>
+        <w:t xml:space="preserve">Estimated difference in mean time between black and colored text (i.e., ordered difference report/pairs): ________________</w:t>
+      </w:r>
+    </w:p>
+    <w:p>
+      <w:pPr>
+        <w:pStyle w:val="Compact"/>
+        <w:numPr>
+          <w:ilvl w:val="0"/>
+          <w:numId w:val="1011"/>
+        </w:numPr>
+      </w:pPr>
+      <w:r>
         <w:t xml:space="preserve">Estimated standard error in the difference in mean time between black and colored text (i.e., ordered difference report/pairs): _____________</w:t>
       </w:r>
     </w:p>
-    <w:bookmarkEnd w:id="38"/>
-    <w:bookmarkStart w:id="39" w:name="X1c2d36279eb714aa88a6c74480cf34cbe3fa5a7"/>
+    <w:bookmarkEnd w:id="28"/>
+    <w:bookmarkStart w:id="29" w:name="X2063faa7e04c3bc2fc54df50d7481628e2ba44d"/>
     <w:p>
       <w:pPr>
         <w:pStyle w:val="Heading2"/>
       </w:pPr>
       <w:r>
-        <w:t xml:space="preserve">e. Compare your results between (c) and (d). What do you notice?</w:t>
+        <w:t xml:space="preserve">f. Compare your results between (a) and (e). What do you notice?</w:t>
       </w:r>
     </w:p>
-    <w:bookmarkEnd w:id="39"/>
+    <w:bookmarkEnd w:id="29"/>
     <w:sectPr>
       <w:footnotePr>
         <w:numRestart w:val="eachSect"/>
@@ -1171,6 +1287,9 @@
   <w:num w:numId="1010">
     <w:abstractNumId w:val="991"/>
   </w:num>
+  <w:num w:numId="1011">
+    <w:abstractNumId w:val="991"/>
+  </w:num>
 </w:numbering>
 </file>
 
@@ -1179,10 +1298,10 @@
   <w:docDefaults>
     <w:rPrDefault>
       <w:rPr>
-        <w:rFonts w:asciiTheme="minorHAnsi" w:cstheme="minorBidi" w:eastAsiaTheme="minorHAnsi" w:hAnsiTheme="minorHAnsi"/>
+        <w:rFonts w:asciiTheme="minorHAnsi" w:cstheme="minorBidi" w:eastAsiaTheme="minorEastAsia" w:hAnsiTheme="minorHAnsi"/>
         <w:sz w:val="24"/>
         <w:szCs w:val="24"/>
-        <w:lang w:bidi="ar-SA" w:eastAsia="en-US" w:val="en-US"/>
+        <w:lang w:bidi="ar-SA" w:eastAsia="zh-CN" w:val="en-US"/>
       </w:rPr>
     </w:rPrDefault>
     <w:pPrDefault>
@@ -1723,13 +1842,6 @@
       </w:tblCellMar>
     </w:tblPr>
     <w:tblStylePr w:type="firstRow">
-      <w:tblPr>
-        <w:jc w:val="left"/>
-        <w:tblInd w:type="dxa" w:w="0"/>
-      </w:tblPr>
-      <w:trPr>
-        <w:jc w:val="left"/>
-      </w:trPr>
       <w:tcPr>
         <w:tcBorders>
           <w:bottom w:val="single"/>

--- a/flipped-style/06-random-and-mixed/061-activity-color-interference.docx
+++ b/flipped-style/06-random-and-mixed/061-activity-color-interference.docx
@@ -470,78 +470,11 @@
           </m:e>
           <m:sub>
             <m:r>
-              <m:t>b</m:t>
-            </m:r>
-            <m:r>
-              <m:t>l</m:t>
-            </m:r>
-            <m:r>
-              <m:t>a</m:t>
-            </m:r>
-            <m:r>
-              <m:t>c</m:t>
-            </m:r>
-            <m:r>
-              <m:t>k</m:t>
-            </m:r>
-            <m:r>
-              <m:t>t</m:t>
-            </m:r>
-            <m:r>
-              <m:t>e</m:t>
-            </m:r>
-            <m:r>
-              <m:t>x</m:t>
-            </m:r>
-            <m:r>
-              <m:t>t</m:t>
-            </m:r>
-          </m:sub>
-        </m:sSub>
-      </m:oMath>
-      <w:r>
-        <w:t xml:space="preserve"> </w:t>
-      </w:r>
-      <w:r>
-        <w:t xml:space="preserve">–</w:t>
-      </w:r>
-      <w:r>
-        <w:t xml:space="preserve"> </w:t>
-      </w:r>
-      <m:oMath>
-        <m:sSub>
-          <m:e>
-            <m:r>
-              <m:t>μ</m:t>
-            </m:r>
-          </m:e>
-          <m:sub>
-            <m:r>
-              <m:t>c</m:t>
-            </m:r>
-            <m:r>
-              <m:t>o</m:t>
-            </m:r>
-            <m:r>
-              <m:t>l</m:t>
-            </m:r>
-            <m:r>
-              <m:t>o</m:t>
-            </m:r>
-            <m:r>
-              <m:t>r</m:t>
-            </m:r>
-            <m:r>
-              <m:t>t</m:t>
-            </m:r>
-            <m:r>
-              <m:t>e</m:t>
-            </m:r>
-            <m:r>
-              <m:t>x</m:t>
-            </m:r>
-            <m:r>
-              <m:t>t</m:t>
+              <m:rPr>
+                <m:nor/>
+                <m:sty m:val="p"/>
+              </m:rPr>
+              <m:t>black text - color text</m:t>
             </m:r>
           </m:sub>
         </m:sSub>
@@ -716,6 +649,11 @@
       </w:r>
     </w:p>
     <w:p>
+      <w:r>
+        <w:br w:type="page"/>
+      </w:r>
+    </w:p>
+    <w:p>
       <w:pPr>
         <w:pStyle w:val="Compact"/>
         <w:numPr>
@@ -888,6 +826,11 @@
       </w:pPr>
       <w:r>
         <w:t xml:space="preserve">d. Based on your treatment and design structure above, write out the skeleton ANOVA. For each source of variability, indicate whether it is a fixed or random effect.</w:t>
+      </w:r>
+    </w:p>
+    <w:p>
+      <w:r>
+        <w:br w:type="page"/>
       </w:r>
     </w:p>
     <w:bookmarkEnd w:id="27"/>
